--- a/docs/Pitch-Comercial-Saude-Perto-de-Voce-Altair.docx
+++ b/docs/Pitch-Comercial-Saude-Perto-de-Voce-Altair.docx
@@ -42,17 +42,19 @@
     </w:p>
     <w:tbl>
       <w:tblPr>
-        <w:tblW w:type="auto" w:w="0"/>
+        <w:tblW w:type="dxa" w:w="9360"/>
         <w:jc w:val="left"/>
         <w:tblLayout w:type="fixed"/>
         <w:tblLook w:firstColumn="1" w:firstRow="1" w:lastColumn="0" w:lastRow="0" w:noHBand="0" w:noVBand="1" w:val="04A0"/>
-        <w:tblW w:w="9360" w:type="dxa"/>
-        <w:tblInd w:w="120" w:type="dxa"/>
+        <w:tblInd w:w="260" w:type="dxa"/>
       </w:tblPr>
       <w:tblGrid>
         <w:gridCol w:w="9360"/>
       </w:tblGrid>
       <w:tr>
+        <w:trPr>
+          <w:tblHeader w:val="true"/>
+        </w:trPr>
         <w:tc>
           <w:tcPr>
             <w:tcW w:type="dxa" w:w="9360"/>
@@ -194,16 +196,18 @@
     </w:p>
     <w:tbl>
       <w:tblPr>
-        <w:tblW w:type="auto" w:w="0"/>
+        <w:tblW w:type="dxa" w:w="9360"/>
         <w:tblLayout w:type="fixed"/>
         <w:tblLook w:firstColumn="1" w:firstRow="1" w:lastColumn="0" w:lastRow="0" w:noHBand="0" w:noVBand="1" w:val="04A0"/>
-        <w:tblW w:w="9360" w:type="dxa"/>
-        <w:tblInd w:w="120" w:type="dxa"/>
+        <w:tblInd w:w="210" w:type="dxa"/>
       </w:tblPr>
       <w:tblGrid>
         <w:gridCol w:w="9360"/>
       </w:tblGrid>
       <w:tr>
+        <w:trPr>
+          <w:tblHeader w:val="true"/>
+        </w:trPr>
         <w:tc>
           <w:tcPr>
             <w:tcW w:type="dxa" w:w="9360"/>
@@ -239,7 +243,7 @@
                 <w:color w:val="17324D"/>
                 <w:sz w:val="20"/>
               </w:rPr>
-              <w:t>A Lei nº 14.654/2023 exige publicação eletrônica dos estoques das farmácias públicas do SUS, com atualização ao menos quinzenal. A proposta entrega uma visão operacional mais frequente e útil ao cidadão.</w:t>
+              <w:t>A Lei nº 14.654/2023 exige publicação eletrônica e acessível dos estoques das farmácias públicas do SUS, com atualização ao menos quinzenal. A proposta apoia essa obrigação com data da última movimentação real e uma visão operacional mais frequente.</w:t>
             </w:r>
           </w:p>
         </w:tc>
@@ -255,11 +259,10 @@
     </w:p>
     <w:tbl>
       <w:tblPr>
-        <w:tblW w:type="auto" w:w="0"/>
+        <w:tblW w:type="dxa" w:w="9360"/>
         <w:jc w:val="left"/>
         <w:tblLayout w:type="fixed"/>
         <w:tblLook w:firstColumn="1" w:firstRow="1" w:lastColumn="0" w:lastRow="0" w:noHBand="0" w:noVBand="1" w:val="04A0"/>
-        <w:tblW w:w="9360" w:type="dxa"/>
         <w:tblInd w:w="120" w:type="dxa"/>
       </w:tblPr>
       <w:tblGrid>
@@ -267,6 +270,9 @@
         <w:gridCol w:w="7460"/>
       </w:tblGrid>
       <w:tr>
+        <w:trPr>
+          <w:tblHeader w:val="true"/>
+        </w:trPr>
         <w:tc>
           <w:tcPr>
             <w:tcW w:type="dxa" w:w="1900"/>
@@ -581,7 +587,7 @@
                 <w:color w:val="17324D"/>
                 <w:sz w:val="18"/>
               </w:rPr>
-              <w:t>KPIs, painéis, usuários controlados, importações e auditoria.</w:t>
+              <w:t>KPIs, perfis segregados, importações, auditoria e fila LGPD.</w:t>
             </w:r>
           </w:p>
         </w:tc>
@@ -635,7 +641,7 @@
                 <w:color w:val="17324D"/>
                 <w:sz w:val="18"/>
               </w:rPr>
-              <w:t>Chat e notificações no próprio portal, sem integração externa inicial.</w:t>
+              <w:t>Chat, avisos no portal e Web Push opcional por aparelho, sem WhatsApp ou SMS no escopo inicial.</w:t>
             </w:r>
           </w:p>
         </w:tc>
@@ -651,11 +657,10 @@
     </w:p>
     <w:tbl>
       <w:tblPr>
-        <w:tblW w:type="auto" w:w="0"/>
+        <w:tblW w:type="dxa" w:w="9360"/>
         <w:jc w:val="left"/>
         <w:tblLayout w:type="fixed"/>
         <w:tblLook w:firstColumn="1" w:firstRow="1" w:lastColumn="0" w:lastRow="0" w:noHBand="0" w:noVBand="1" w:val="04A0"/>
-        <w:tblW w:w="9360" w:type="dxa"/>
         <w:tblInd w:w="120" w:type="dxa"/>
       </w:tblPr>
       <w:tblGrid>
@@ -663,6 +668,9 @@
         <w:gridCol w:w="7360"/>
       </w:tblGrid>
       <w:tr>
+        <w:trPr>
+          <w:tblHeader w:val="true"/>
+        </w:trPr>
         <w:tc>
           <w:tcPr>
             <w:tcW w:type="dxa" w:w="2000"/>
@@ -1054,11 +1062,10 @@
     </w:p>
     <w:tbl>
       <w:tblPr>
-        <w:tblW w:type="auto" w:w="0"/>
+        <w:tblW w:type="dxa" w:w="9360"/>
         <w:jc w:val="left"/>
         <w:tblLayout w:type="fixed"/>
         <w:tblLook w:firstColumn="1" w:firstRow="1" w:lastColumn="0" w:lastRow="0" w:noHBand="0" w:noVBand="1" w:val="04A0"/>
-        <w:tblW w:w="9360" w:type="dxa"/>
         <w:tblInd w:w="120" w:type="dxa"/>
       </w:tblPr>
       <w:tblGrid>
@@ -1066,6 +1073,9 @@
         <w:gridCol w:w="5960"/>
       </w:tblGrid>
       <w:tr>
+        <w:trPr>
+          <w:tblHeader w:val="true"/>
+        </w:trPr>
         <w:tc>
           <w:tcPr>
             <w:tcW w:type="dxa" w:w="3400"/>
@@ -1439,6 +1449,112 @@
           </w:p>
         </w:tc>
       </w:tr>
+      <w:tr>
+        <w:tc>
+          <w:tcPr>
+            <w:tcW w:type="dxa" w:w="3400"/>
+            <w:vAlign w:val="center"/>
+            <w:tcMar>
+              <w:top w:w="80" w:type="dxa"/>
+              <w:start w:w="120" w:type="dxa"/>
+              <w:bottom w:w="80" w:type="dxa"/>
+              <w:end w:w="120" w:type="dxa"/>
+            </w:tcMar>
+          </w:tcPr>
+          <w:p>
+            <w:pPr>
+              <w:spacing w:after="0"/>
+            </w:pPr>
+            <w:r>
+              <w:rPr>
+                <w:rFonts w:ascii="Calibri" w:hAnsi="Calibri"/>
+                <w:color w:val="17324D"/>
+                <w:sz w:val="18"/>
+              </w:rPr>
+              <w:t>Atualização do inventário</w:t>
+            </w:r>
+          </w:p>
+        </w:tc>
+        <w:tc>
+          <w:tcPr>
+            <w:tcW w:type="dxa" w:w="5960"/>
+            <w:vAlign w:val="center"/>
+            <w:tcMar>
+              <w:top w:w="80" w:type="dxa"/>
+              <w:start w:w="120" w:type="dxa"/>
+              <w:bottom w:w="80" w:type="dxa"/>
+              <w:end w:w="120" w:type="dxa"/>
+            </w:tcMar>
+          </w:tcPr>
+          <w:p>
+            <w:pPr>
+              <w:spacing w:after="0"/>
+            </w:pPr>
+            <w:r>
+              <w:rPr>
+                <w:rFonts w:ascii="Calibri" w:hAnsi="Calibri"/>
+                <w:color w:val="17324D"/>
+                <w:sz w:val="18"/>
+              </w:rPr>
+              <w:t>Evidência do cumprimento do ciclo quinzenal.</w:t>
+            </w:r>
+          </w:p>
+        </w:tc>
+      </w:tr>
+      <w:tr>
+        <w:tc>
+          <w:tcPr>
+            <w:tcW w:type="dxa" w:w="3400"/>
+            <w:vAlign w:val="center"/>
+            <w:tcMar>
+              <w:top w:w="80" w:type="dxa"/>
+              <w:start w:w="120" w:type="dxa"/>
+              <w:bottom w:w="80" w:type="dxa"/>
+              <w:end w:w="120" w:type="dxa"/>
+            </w:tcMar>
+            <w:shd w:fill="F4F6F9"/>
+          </w:tcPr>
+          <w:p>
+            <w:pPr>
+              <w:spacing w:after="0"/>
+            </w:pPr>
+            <w:r>
+              <w:rPr>
+                <w:rFonts w:ascii="Calibri" w:hAnsi="Calibri"/>
+                <w:color w:val="17324D"/>
+                <w:sz w:val="18"/>
+              </w:rPr>
+              <w:t>Solicitações de privacidade</w:t>
+            </w:r>
+          </w:p>
+        </w:tc>
+        <w:tc>
+          <w:tcPr>
+            <w:tcW w:type="dxa" w:w="5960"/>
+            <w:vAlign w:val="center"/>
+            <w:tcMar>
+              <w:top w:w="80" w:type="dxa"/>
+              <w:start w:w="120" w:type="dxa"/>
+              <w:bottom w:w="80" w:type="dxa"/>
+              <w:end w:w="120" w:type="dxa"/>
+            </w:tcMar>
+            <w:shd w:fill="F4F6F9"/>
+          </w:tcPr>
+          <w:p>
+            <w:pPr>
+              <w:spacing w:after="0"/>
+            </w:pPr>
+            <w:r>
+              <w:rPr>
+                <w:rFonts w:ascii="Calibri" w:hAnsi="Calibri"/>
+                <w:color w:val="17324D"/>
+                <w:sz w:val="18"/>
+              </w:rPr>
+              <w:t>Capacidade de atender e rastrear direitos do titular.</w:t>
+            </w:r>
+          </w:p>
+        </w:tc>
+      </w:tr>
     </w:tbl>
     <w:p>
       <w:pPr>
@@ -1468,16 +1584,18 @@
     </w:p>
     <w:tbl>
       <w:tblPr>
-        <w:tblW w:type="auto" w:w="0"/>
+        <w:tblW w:type="dxa" w:w="9360"/>
         <w:tblLayout w:type="fixed"/>
         <w:tblLook w:firstColumn="1" w:firstRow="1" w:lastColumn="0" w:lastRow="0" w:noHBand="0" w:noVBand="1" w:val="04A0"/>
-        <w:tblW w:w="9360" w:type="dxa"/>
-        <w:tblInd w:w="120" w:type="dxa"/>
+        <w:tblInd w:w="210" w:type="dxa"/>
       </w:tblPr>
       <w:tblGrid>
         <w:gridCol w:w="9360"/>
       </w:tblGrid>
       <w:tr>
+        <w:trPr>
+          <w:tblHeader w:val="true"/>
+        </w:trPr>
         <w:tc>
           <w:tcPr>
             <w:tcW w:type="dxa" w:w="9360"/>
@@ -1519,6 +1637,19 @@
         </w:tc>
       </w:tr>
     </w:tbl>
+    <w:p>
+      <w:pPr>
+        <w:pStyle w:val="Heading2"/>
+      </w:pPr>
+      <w:r>
+        <w:t>Governança necessária</w:t>
+      </w:r>
+    </w:p>
+    <w:p>
+      <w:r>
+        <w:t>A contratação deve incluir papéis de controlador e operador, requisitos de segurança, retenção, backup, continuidade, resposta a incidentes, acessibilidade e homologação. O produto entrega prontidão técnica; a conformidade final depende também de atos, processos e responsáveis do município.</w:t>
+      </w:r>
+    </w:p>
     <w:sectPr>
       <w:headerReference w:type="default" r:id="rId9"/>
       <w:footerReference w:type="default" r:id="rId10"/>
@@ -1563,7 +1694,7 @@
         <w:color w:val="637381"/>
         <w:sz w:val="16"/>
       </w:rPr>
-      <w:t>SAÚDE PERTO DE VOCÊ  |  ALTair/SP</w:t>
+      <w:t>SAÚDE PERTO DE VOCÊ  |  ALTAIR/SP</w:t>
     </w:r>
   </w:p>
 </w:hdr>
